--- a/01-精益工具知识库/05-世界级制造方法论/01-TPS丰田生产方式详解.docx
+++ b/01-精益工具知识库/05-世界级制造方法论/01-TPS丰田生产方式详解.docx
@@ -761,7 +761,7 @@
           <w:b w:val="0"/>
           <w:sz w:val="22"/>
         </w:rPr>
-        <w:t>紧固件行业应用：螺纹通止规、扭矩限制器、颜色编码料盒、光电传感器检测漏装等。</w:t>
+        <w:t>制造工序应用：量规、扭矩限制器、颜色编码料盒、光电传感器检测漏装等。</w:t>
       </w:r>
     </w:p>
     <w:p>
@@ -2488,7 +2488,7 @@
           <w:b/>
           <w:sz w:val="32"/>
         </w:rPr>
-        <w:t>6. TPS 在紧固件行业的应用框架</w:t>
+        <w:t>6. TPS 在制造业的应用框架</w:t>
       </w:r>
     </w:p>
     <w:p>
@@ -2498,7 +2498,7 @@
           <w:b w:val="0"/>
           <w:sz w:val="22"/>
         </w:rPr>
-        <w:t>紧固件行业（螺栓、螺母、垫圈、螺丝等）具有多品种、大批量、连续制造的特点，TPS 的许多原则可以直接应用。以下是紧固件行业应用 TPS 的框架：</w:t>
+        <w:t>制造业（工件、工件、工件、螺丝等）具有多品种、大批量、连续制造的特点，TPS 的许多原则可以直接应用。以下是制造工序应用 TPS 的框架：</w:t>
       </w:r>
     </w:p>
     <w:p>
@@ -2511,7 +2511,7 @@
           <w:b/>
           <w:sz w:val="28"/>
         </w:rPr>
-        <w:t>6.1 自働化在紧固件行业的应用</w:t>
+        <w:t>6.1 自働化在制造业的应用</w:t>
       </w:r>
     </w:p>
     <w:p>
@@ -2524,7 +2524,7 @@
           <w:b w:val="0"/>
           <w:sz w:val="22"/>
         </w:rPr>
-        <w:t>在线检测：利用机器视觉和激光测量技术，实时检测螺纹尺寸、头部形状、表面缺陷</w:t>
+        <w:t>在线检测：利用机器视觉和激光测量技术，实时检测尺寸精度、外形、表面缺陷</w:t>
       </w:r>
     </w:p>
     <w:p>
@@ -2563,7 +2563,7 @@
           <w:b w:val="0"/>
           <w:sz w:val="22"/>
         </w:rPr>
-        <w:t>安灯系统：在冷镦、搓丝、热处理等关键工序设置安灯呼叫点</w:t>
+        <w:t>安灯系统：在机加工、精加工、热处理等关键工序设置安灯呼叫点</w:t>
       </w:r>
     </w:p>
     <w:p>
@@ -2576,7 +2576,7 @@
           <w:b/>
           <w:sz w:val="28"/>
         </w:rPr>
-        <w:t>6.2 JIT 在紧固件行业的应用</w:t>
+        <w:t>6.2 JIT 在制造业的应用</w:t>
       </w:r>
     </w:p>
     <w:p>
@@ -2602,7 +2602,7 @@
           <w:b w:val="0"/>
           <w:sz w:val="22"/>
         </w:rPr>
-        <w:t>连续流：将冷镦→搓丝→热处理→表面处理→检验包装尽量安排在连续流程中</w:t>
+        <w:t>连续流：将机加工→精加工→热处理→表面处理→检验包装尽量安排在连续流程中</w:t>
       </w:r>
     </w:p>
     <w:p>
@@ -2641,7 +2641,7 @@
           <w:b/>
           <w:sz w:val="28"/>
         </w:rPr>
-        <w:t>6.3 标准化作业在紧固件行业</w:t>
+        <w:t>6.3 标准化作业在制造业</w:t>
       </w:r>
     </w:p>
     <w:p>
@@ -2654,7 +2654,7 @@
           <w:b w:val="0"/>
           <w:sz w:val="22"/>
         </w:rPr>
-        <w:t>冷镦工序标准作业：模具安装参数、润滑频次、首件检验流程</w:t>
+        <w:t>机加工工序标准作业：模具安装参数、润滑频次、首件检验流程</w:t>
       </w:r>
     </w:p>
     <w:p>
